--- a/tasks/prd-cvmbs-research-day.docx
+++ b/tasks/prd-cvmbs-research-day.docx
@@ -105,7 +105,7 @@
     <w:p>
       <w:r>
         <w:pict w14:anchorId="0E421D02">
-          <v:rect id="_x0000_i1186" style="width:0;height:1.5pt" o:hralign="center" o:hrstd="t" o:hr="t"/>
+          <v:rect id="_x0000_i1026" style="width:0;height:1.5pt" o:hralign="center" o:hrstd="t" o:hr="t"/>
         </w:pict>
       </w:r>
     </w:p>
@@ -218,7 +218,7 @@
     <w:p>
       <w:r>
         <w:pict w14:anchorId="195F8396">
-          <v:rect id="_x0000_i1187" style="width:0;height:1.5pt" o:hralign="center" o:hrstd="t" o:hr="t"/>
+          <v:rect id="_x0000_i1027" style="width:0;height:1.5pt" o:hralign="center" o:hrstd="t" o:hr="t"/>
         </w:pict>
       </w:r>
     </w:p>
@@ -501,7 +501,7 @@
               <w:pStyle w:val="Compact"/>
             </w:pPr>
             <w:r>
-              <w:t>Anyone with a magic link.</w:t>
+              <w:t>Anyone</w:t>
             </w:r>
           </w:p>
         </w:tc>
@@ -532,7 +532,14 @@
           <w:b/>
           <w:bCs/>
         </w:rPr>
-        <w:t>magic link</w:t>
+        <w:t xml:space="preserve">magic </w:t>
+      </w:r>
+      <w:r>
+        <w:rPr>
+          <w:b/>
+          <w:bCs/>
+        </w:rPr>
+        <w:t>token</w:t>
       </w:r>
       <w:r>
         <w:t xml:space="preserve"> (email-based, no passwords). Admin assigns roles after signup or pre-seeds accounts.</w:t>
@@ -541,7 +548,7 @@
     <w:p>
       <w:r>
         <w:pict w14:anchorId="0047CB44">
-          <v:rect id="_x0000_i1188" style="width:0;height:1.5pt" o:hralign="center" o:hrstd="t" o:hr="t"/>
+          <v:rect id="_x0000_i1028" style="width:0;height:1.5pt" o:hralign="center" o:hrstd="t" o:hr="t"/>
         </w:pict>
       </w:r>
     </w:p>
@@ -616,7 +623,7 @@
       <w:r>
         <w:lastRenderedPageBreak/>
         <w:pict w14:anchorId="5D4DA4E7">
-          <v:rect id="_x0000_i1189" style="width:0;height:1.5pt" o:hralign="center" o:hrstd="t" o:hr="t"/>
+          <v:rect id="_x0000_i1029" style="width:0;height:1.5pt" o:hralign="center" o:hrstd="t" o:hr="t"/>
         </w:pict>
       </w:r>
     </w:p>
@@ -688,39 +695,13 @@
       </w:r>
       <w:r>
         <w:br/>
-      </w:r>
-      <w:r>
-        <w:t>Session preference: “</w:t>
-      </w:r>
-      <w:r>
-        <w:t>Undergrad Poster session 10:15-11:15 AM</w:t>
-      </w:r>
-      <w:r>
-        <w:t>” | “</w:t>
-      </w:r>
-      <w:r>
-        <w:t>Session 1: 11:30-1:30 PM</w:t>
-      </w:r>
-      <w:r>
-        <w:t xml:space="preserve">” | </w:t>
-      </w:r>
-      <w:r>
-        <w:t>“Session 2: 1:45-3:45 PM”</w:t>
+        <w:t>Session preference: “Undergrad Poster session 10:15-11:15 AM” | “Session 1: 11:30-1:30 PM” | “Session 2: 1:45-3:45 PM”</w:t>
       </w:r>
       <w:r>
         <w:t xml:space="preserve"> </w:t>
       </w:r>
       <w:r>
-        <w:t xml:space="preserve">| </w:t>
-      </w:r>
-      <w:r>
-        <w:t xml:space="preserve"> </w:t>
-      </w:r>
-      <w:r>
-        <w:t xml:space="preserve">“No preference”  </w:t>
-      </w:r>
-      <w:r>
-        <w:t>(only show undergrad poster session option to undergrad presenter roles- but they can also select the poster session options. They should not see oral presentation options.</w:t>
+        <w:t>|  “No preference”  (only show undergrad poster session option to undergrad presenter roles- but they can also select the poster session options. They should not see oral presentation options.</w:t>
       </w:r>
     </w:p>
     <w:p>
@@ -734,6 +715,9 @@
         <w:br/>
       </w:r>
       <w:r>
+        <w:rPr>
+          <w:noProof/>
+        </w:rPr>
         <w:drawing>
           <wp:inline distT="0" distB="0" distL="0" distR="0" wp14:anchorId="55E3BC69" wp14:editId="46B4CDA2">
             <wp:extent cx="5943600" cy="1777365"/>
@@ -786,11 +770,30 @@
         <w:t xml:space="preserve"> - Have you completed Green Labs certification? Yes/No - Which other authors on your author list have completed it? (checkboxes from author list entered above)</w:t>
       </w:r>
       <w:r>
-        <w:t xml:space="preserve">  9/15/2026 note: we may be able to expedite this by pre-loading in data from Green Labs that will match to author lists (and points). To make this fair, we don’t want to double/ triple count points, so will need to devise a way to split points for a given person across the number of submissions they appear on. Ex: Student A completed green labs ambassador </w:t>
-      </w:r>
+        <w:t xml:space="preserve">  9/15/2026 note: we </w:t>
+      </w:r>
+      <w:r>
+        <w:t>will</w:t>
+      </w:r>
+      <w:r>
+        <w:t xml:space="preserve"> expedite this by pre-loading in data from Green Labs that will match to author lists (and points). </w:t>
+      </w:r>
+    </w:p>
+    <w:p>
+      <w:pPr>
+        <w:pStyle w:val="BodyText"/>
+      </w:pPr>
+      <w:r>
+        <w:t>Get points/ criteria from My Green Labs Directors</w:t>
+      </w:r>
+    </w:p>
+    <w:p>
+      <w:pPr>
+        <w:pStyle w:val="BodyText"/>
+      </w:pPr>
       <w:r>
         <w:lastRenderedPageBreak/>
-        <w:t>training, and only appears on the abstract they submitted: 10 pts. Student B completed the same training and is in the author list for 20 abstracts so each one only gets .5 pts. Mentor A obtained Green Labs full certification and is mentor for 5 presentors: 50/5= 10 pts per abstract. Mentor B got full certification and is listed on 20 abstracts = 50/20= 2.5 pts per abstract.</w:t>
+        <w:t xml:space="preserve">Levels: </w:t>
       </w:r>
     </w:p>
     <w:p>
@@ -798,7 +801,14 @@
         <w:pStyle w:val="BodyText"/>
       </w:pPr>
       <w:r>
-        <w:t>Get points/ criteria from My Green Labs Directors</w:t>
+        <w:t>MGL ambassador certification</w:t>
+      </w:r>
+      <w:r>
+        <w:t xml:space="preserve"> +10 pts</w:t>
+      </w:r>
+      <w:r>
+        <w:br/>
+        <w:t>My Green Labs laboratory certification Completed: +100 pts</w:t>
       </w:r>
     </w:p>
     <w:p>
@@ -806,40 +816,7 @@
         <w:pStyle w:val="BodyText"/>
       </w:pPr>
       <w:r>
-        <w:t xml:space="preserve">Levels: </w:t>
-      </w:r>
-    </w:p>
-    <w:p>
-      <w:pPr>
-        <w:pStyle w:val="BodyText"/>
-      </w:pPr>
-      <w:r>
-        <w:t>MGL ambassador certification</w:t>
-      </w:r>
-      <w:r>
-        <w:t xml:space="preserve"> +10 pts</w:t>
-      </w:r>
-      <w:r>
-        <w:br/>
-        <w:t>My Green Labs laboratory certification Program Started: +50 pts</w:t>
-      </w:r>
-      <w:r>
-        <w:br/>
-      </w:r>
-      <w:r>
-        <w:t xml:space="preserve">My Green Labs laboratory certification Program </w:t>
-      </w:r>
-      <w:r>
-        <w:t>Completed</w:t>
-      </w:r>
-      <w:r>
-        <w:t>: +</w:t>
-      </w:r>
-      <w:r>
-        <w:t>10</w:t>
-      </w:r>
-      <w:r>
-        <w:t>0 pts</w:t>
+        <w:t>Green Paw certification Completed: + 100 pts</w:t>
       </w:r>
     </w:p>
     <w:p>
@@ -862,7 +839,13 @@
         <w:t>After submission:</w:t>
       </w:r>
       <w:r>
-        <w:t xml:space="preserve"> - Presenter receives confirmation email - Presenter can edit submission until the submission deadline - Admin sees all submissions in a management dashboard</w:t>
+        <w:t xml:space="preserve"> - Presenter receives confirmation email - Presenter can edit submission until the </w:t>
+      </w:r>
+      <w:r>
+        <w:t xml:space="preserve">new </w:t>
+      </w:r>
+      <w:r>
+        <w:t>submission deadline - Admin sees all submissions in a management dashboard</w:t>
       </w:r>
     </w:p>
     <w:p>
@@ -923,7 +906,7 @@
         <w:pStyle w:val="BodyText"/>
       </w:pPr>
       <w:r>
-        <w:t>Faculty Mentor 1(Note: need to pre-load CVMBS faculty names associated with departments) + Other (sometimes trainees are advised by faculty outside of CSU for summer research internships)</w:t>
+        <w:t>Mentor (Note: need to pre-load CVMBS faculty names associated with departments) + Other (sometimes trainees are advised by faculty outside of CSU for summer research internships)</w:t>
       </w:r>
     </w:p>
     <w:p>
@@ -931,7 +914,16 @@
         <w:pStyle w:val="BodyText"/>
       </w:pPr>
       <w:r>
-        <w:t>Faculty Mentor 2: optional – same drop downs</w:t>
+        <w:t>Mentor</w:t>
+      </w:r>
+      <w:r>
+        <w:t xml:space="preserve"> that is not faculty</w:t>
+      </w:r>
+      <w:r>
+        <w:t>: Free text – full name</w:t>
+      </w:r>
+      <w:r>
+        <w:t>, check box</w:t>
       </w:r>
     </w:p>
     <w:p>
@@ -939,7 +931,10 @@
         <w:pStyle w:val="BodyText"/>
       </w:pPr>
       <w:r>
-        <w:t>Other Mentor: Free text – full name</w:t>
+        <w:t>Abstract Title</w:t>
+      </w:r>
+      <w:r>
+        <w:t>: Use title case, not all caps</w:t>
       </w:r>
     </w:p>
     <w:p>
@@ -947,10 +942,26 @@
         <w:pStyle w:val="BodyText"/>
       </w:pPr>
       <w:r>
-        <w:t>Abstract Title</w:t>
-      </w:r>
-      <w:r>
-        <w:t>: Use title case, not all caps</w:t>
+        <w:t>Author List- provide 6 fields with the ability to add up to 20 via ‘add author’ button. Instructions to provide author full name +</w:t>
+      </w:r>
+      <w:r>
+        <w:t xml:space="preserve"> unit affiliation (drop down depts or other free text) +</w:t>
+      </w:r>
+      <w:r>
+        <w:t xml:space="preserve"> role (options: Undergraduate student, MS student, etc- same as original options but include Research Staff as well). Presenter name occupies first slot, can also indicate a co-presenter in 2</w:t>
+      </w:r>
+      <w:r>
+        <w:rPr>
+          <w:vertAlign w:val="superscript"/>
+        </w:rPr>
+        <w:t>nd</w:t>
+      </w:r>
+      <w:r>
+        <w:t xml:space="preserve"> slot. Faculty mentors should occupy last slots. Need to craft instructions for this since many presenters have never entered an author list.</w:t>
+      </w:r>
+      <w:r>
+        <w:br/>
+        <w:t>Or maybe they could enter Role first, then input names and dept so if they select faculty mentor, the name auto-populates department since we have seen a LOT of trainee confusion over where each person is. This might also be a great place to reference a directory that’s populated with current HR info for all roles other than undergrad students, DVM students, DVM combined students other than DVM/PhD and MS students (so staff, faculty, Postdocs, PhDs, DVM/PhD, Veterinary Interns, Veterinary Residents, etc)</w:t>
       </w:r>
     </w:p>
     <w:p>
@@ -958,29 +969,22 @@
         <w:pStyle w:val="BodyText"/>
       </w:pPr>
       <w:r>
-        <w:t>Author List- provide 6 fields with the ability to add up to 20 via ‘add author’ button. Instructions to provide author full name +</w:t>
-      </w:r>
-      <w:r>
-        <w:t xml:space="preserve"> unit affiliation (drop down depts or other free text) +</w:t>
-      </w:r>
-      <w:r>
-        <w:t xml:space="preserve"> role (options: Undergraduate student, MS student, etc- same as original options but include Research Staff as well). Presenter name occupies first slot, can also indicate a co-presenter in 2</w:t>
-      </w:r>
-      <w:r>
-        <w:rPr>
-          <w:vertAlign w:val="superscript"/>
-        </w:rPr>
-        <w:t>nd</w:t>
-      </w:r>
-      <w:r>
-        <w:t xml:space="preserve"> slot. Faculty mentors should occupy last slots. Need to craft instructions for this since many presenters have never entered an author list.</w:t>
-      </w:r>
-      <w:r>
-        <w:br/>
-      </w:r>
+        <w:t>Abstract: Limit to approximately 2/3 page</w:t>
+      </w:r>
+      <w:r>
+        <w:t xml:space="preserve"> or 600 words?</w:t>
+      </w:r>
+    </w:p>
+    <w:p>
+      <w:pPr>
+        <w:pStyle w:val="BodyText"/>
+      </w:pPr>
       <w:r>
         <w:lastRenderedPageBreak/>
-        <w:t>Or maybe they could enter Role first, then input names and dept so if they select faculty mentor, the name auto-populates department since we have seen a LOT of trainee confusion over where each person is. This might also be a great place to reference a directory that’s populated with current HR info for all roles other than undergrad students, DVM students, DVM combined students other than DVM/PhD and MS students (so staff, faculty, Postdocs, PhDs, DVM/PhD, Veterinary Interns, Veterinary Residents, etc)</w:t>
+        <w:t>Research Funding Source: free text, can enter several</w:t>
+      </w:r>
+      <w:r>
+        <w:t xml:space="preserve"> (optional)</w:t>
       </w:r>
     </w:p>
     <w:p>
@@ -988,10 +992,49 @@
         <w:pStyle w:val="BodyText"/>
       </w:pPr>
       <w:r>
-        <w:t>Abstract: Limit to approximately 2/3 page</w:t>
-      </w:r>
-      <w:r>
-        <w:t xml:space="preserve"> or 600 words?</w:t>
+        <w:t>Affiliation</w:t>
+      </w:r>
+      <w:r>
+        <w:t xml:space="preserve"> (optional)</w:t>
+      </w:r>
+      <w:r>
+        <w:t xml:space="preserve">: Ability to select more than one with options: PREP R25, ISMD T32, MARC T34, </w:t>
+      </w:r>
+      <w:r>
+        <w:t xml:space="preserve">IDRRTP T32, qCMB T32, CCTSI T32, PostDVM T32, MSTP T32 Veterinary Summer Scholars Program, Young Investigators Program, IDRRN, ARBL, Flint Animal Cancer Center, </w:t>
+      </w:r>
+      <w:r>
+        <w:t xml:space="preserve">HICAHS, </w:t>
+      </w:r>
+      <w:r>
+        <w:t xml:space="preserve">Preclinical Surgical Research Lab, Translational Medicine Institute, Veterinary Diagnostic Laboratory, Equine Reproduction Laboratory, Prion Research Center, Cell &amp; Molecular Biology Program, </w:t>
+      </w:r>
+      <w:r>
+        <w:t>Orthopaedic Research Center</w:t>
+      </w:r>
+      <w:r>
+        <w:t xml:space="preserve">, Brain Research Center, Mycobacterial Research Laboratories, </w:t>
+      </w:r>
+      <w:r>
+        <w:t>Center for Companion Animal Studies</w:t>
+      </w:r>
+      <w:r>
+        <w:t xml:space="preserve">, </w:t>
+      </w:r>
+      <w:r>
+        <w:t>Center for Vector-Borne Infectious Diseases</w:t>
+      </w:r>
+      <w:r>
+        <w:t xml:space="preserve">, MAP ERC, </w:t>
+      </w:r>
+      <w:r>
+        <w:t>Research Innovation Center</w:t>
+      </w:r>
+      <w:r>
+        <w:t>, Other (free text)</w:t>
+      </w:r>
+      <w:r>
+        <w:t xml:space="preserve"> (note: reorg alphabetically)</w:t>
       </w:r>
     </w:p>
     <w:p>
@@ -999,10 +1042,7 @@
         <w:pStyle w:val="BodyText"/>
       </w:pPr>
       <w:r>
-        <w:t>Research Funding Source: free text, can enter several</w:t>
-      </w:r>
-      <w:r>
-        <w:t xml:space="preserve"> (optional)</w:t>
+        <w:t>Note: author fields tie in to Green Labs Competition (will pre-load ambassador certified names and faculty certified labs</w:t>
       </w:r>
     </w:p>
     <w:p>
@@ -1010,49 +1050,7 @@
         <w:pStyle w:val="BodyText"/>
       </w:pPr>
       <w:r>
-        <w:t>Affiliation</w:t>
-      </w:r>
-      <w:r>
-        <w:t xml:space="preserve"> (optional)</w:t>
-      </w:r>
-      <w:r>
-        <w:t xml:space="preserve">: Ability to select more than one with options: PREP R25, ISMD T32, MARC T34, </w:t>
-      </w:r>
-      <w:r>
-        <w:t xml:space="preserve">IDRRTP T32, qCMB T32, CCTSI T32, PostDVM T32, MSTP T32 Veterinary Summer Scholars Program, Young Investigators Program, IDRRN, ARBL, Flint Animal Cancer Center, </w:t>
-      </w:r>
-      <w:r>
-        <w:t xml:space="preserve">HICAHS, </w:t>
-      </w:r>
-      <w:r>
-        <w:t xml:space="preserve">Preclinical Surgical Research Lab, Translational Medicine Institute, Veterinary Diagnostic Laboratory, Equine Reproduction Laboratory, Prion Research Center, Cell &amp; Molecular Biology Program, </w:t>
-      </w:r>
-      <w:r>
-        <w:t>Orthopaedic Research Center</w:t>
-      </w:r>
-      <w:r>
-        <w:t xml:space="preserve">, Brain Research Center, Mycobacterial Research Laboratories, </w:t>
-      </w:r>
-      <w:r>
-        <w:t>Center for Companion Animal Studies</w:t>
-      </w:r>
-      <w:r>
-        <w:t xml:space="preserve">, </w:t>
-      </w:r>
-      <w:r>
-        <w:t>Center for Vector-Borne Infectious Diseases</w:t>
-      </w:r>
-      <w:r>
-        <w:t xml:space="preserve">, MAP ERC, </w:t>
-      </w:r>
-      <w:r>
-        <w:t>Research Innovation Center</w:t>
-      </w:r>
-      <w:r>
-        <w:t>, Other (free text)</w:t>
-      </w:r>
-      <w:r>
-        <w:t xml:space="preserve"> (note: reorg alphabetically)</w:t>
+        <w:t>Important: Will need to design ability to save draft, share access to mentors for review/ edits and final submit. Only author list, title and abstract text are editable after first submission deadline, but all info should be visible to admins after draft is saved to continue with process of assigning formats, recruiting judges, etc</w:t>
       </w:r>
     </w:p>
     <w:p>
@@ -1060,7 +1058,7 @@
         <w:pStyle w:val="BodyText"/>
       </w:pPr>
       <w:r>
-        <w:t>Note: author fields tie in to Green Labs Competition (will pre-load ambassador certified names and faculty certified labs</w:t>
+        <w:t>Important: Creation of proceedings PDF from all abstracts, alphabetical by first presenter last name.</w:t>
       </w:r>
     </w:p>
     <w:p>
@@ -1068,29 +1066,13 @@
         <w:pStyle w:val="BodyText"/>
       </w:pPr>
       <w:r>
-        <w:t>Important: Will need to design ability to save draft, share access to mentors for review/ edits and final submit. Only author list, title and abstract text are editable after first submission deadline, but all info should be visible to admins after draft is saved to continue with process of assigning formats, recruiting judges, etc</w:t>
-      </w:r>
-    </w:p>
-    <w:p>
-      <w:pPr>
-        <w:pStyle w:val="BodyText"/>
-      </w:pPr>
-      <w:r>
-        <w:t>Important: Creation of proceedings PDF from all abstracts, alphabetical by first presenter last name.</w:t>
-      </w:r>
-    </w:p>
-    <w:p>
-      <w:pPr>
-        <w:pStyle w:val="BodyText"/>
-      </w:pPr>
-      <w:r>
         <w:t>Important: Ability to assign oral vs poster talks in separate admin page, assign poster numbers based on presentation time interest- odd numbers present in session 1(early), even numbers in session 2</w:t>
       </w:r>
     </w:p>
     <w:p>
       <w:r>
         <w:pict w14:anchorId="06BC0A6A">
-          <v:rect id="_x0000_i1190" style="width:0;height:1.5pt" o:hralign="center" o:hrstd="t" o:hr="t"/>
+          <v:rect id="_x0000_i1030" style="width:0;height:1.5pt" o:hralign="center" o:hrstd="t" o:hr="t"/>
         </w:pict>
       </w:r>
     </w:p>
@@ -1168,9 +1150,8 @@
     </w:p>
     <w:p>
       <w:r>
-        <w:lastRenderedPageBreak/>
         <w:pict w14:anchorId="76E833DC">
-          <v:rect id="_x0000_i1191" style="width:0;height:1.5pt" o:hralign="center" o:hrstd="t" o:hr="t"/>
+          <v:rect id="_x0000_i1031" style="width:0;height:1.5pt" o:hralign="center" o:hrstd="t" o:hr="t"/>
         </w:pict>
       </w:r>
     </w:p>
@@ -1217,7 +1198,11 @@
         <w:t xml:space="preserve"> Graduate students can only judge the undergraduate session </w:t>
       </w:r>
       <w:r>
-        <w:t>unless they are advanced stage (which can judge early stage posters)</w:t>
+        <w:t xml:space="preserve">unless they are </w:t>
+      </w:r>
+      <w:r>
+        <w:lastRenderedPageBreak/>
+        <w:t>advanced stage (which can judge early stage posters)</w:t>
       </w:r>
       <w:r>
         <w:t>. Only faculty can judge oral presentations. So need a way to record the early vs advanced stage in profile for trainees. Faculty, Traditional postdocs and Research Scientists are automatically advanced. PhD trainees can be either, MS should be considered early stage, same with DVM &amp; undergrad (other than DVM/PhD trainees that can be either). HR system doesn’t retain this info, so have to rely on self reporting.</w:t>
@@ -1260,7 +1245,7 @@
     <w:p>
       <w:r>
         <w:pict w14:anchorId="451A7755">
-          <v:rect id="_x0000_i1192" style="width:0;height:1.5pt" o:hralign="center" o:hrstd="t" o:hr="t"/>
+          <v:rect id="_x0000_i1032" style="width:0;height:1.5pt" o:hralign="center" o:hrstd="t" o:hr="t"/>
         </w:pict>
       </w:r>
     </w:p>
@@ -1324,11 +1309,7 @@
         <w:t>Judge assignment:</w:t>
       </w:r>
       <w:r>
-        <w:t xml:space="preserve"> - Admin assigns specific judges to specific presenters (direct assignment) - System prevents assigning a judge to a presenter they have a conflict with - System enforces grad-student-judges → undergrad-session-only rule - Dashboard shows: </w:t>
-      </w:r>
-      <w:r>
-        <w:lastRenderedPageBreak/>
-        <w:t>judges per presenter, presenters per judge, unassigned presenters, judges with open capacity</w:t>
+        <w:t xml:space="preserve"> - Admin assigns specific judges to specific presenters (direct assignment) - System prevents assigning a judge to a presenter they have a conflict with - System enforces grad-student-judges → undergrad-session-only rule - Dashboard shows: judges per presenter, presenters per judge, unassigned presenters, judges with open capacity</w:t>
       </w:r>
     </w:p>
     <w:p>
@@ -1349,7 +1330,7 @@
     <w:p>
       <w:r>
         <w:pict w14:anchorId="2360CDD3">
-          <v:rect id="_x0000_i1193" style="width:0;height:1.5pt" o:hralign="center" o:hrstd="t" o:hr="t"/>
+          <v:rect id="_x0000_i1033" style="width:0;height:1.5pt" o:hralign="center" o:hrstd="t" o:hr="t"/>
         </w:pict>
       </w:r>
     </w:p>
@@ -1361,6 +1342,7 @@
       <w:bookmarkEnd w:id="4"/>
       <w:bookmarkEnd w:id="9"/>
       <w:r>
+        <w:lastRenderedPageBreak/>
         <w:t>Phase 2: Event Day</w:t>
       </w:r>
     </w:p>
@@ -1424,7 +1406,7 @@
     <w:p>
       <w:r>
         <w:pict w14:anchorId="53C4D83D">
-          <v:rect id="_x0000_i1194" style="width:0;height:1.5pt" o:hralign="center" o:hrstd="t" o:hr="t"/>
+          <v:rect id="_x0000_i1034" style="width:0;height:1.5pt" o:hralign="center" o:hrstd="t" o:hr="t"/>
         </w:pict>
       </w:r>
     </w:p>
@@ -1487,7 +1469,7 @@
     <w:p>
       <w:r>
         <w:pict w14:anchorId="41A88C07">
-          <v:rect id="_x0000_i1195" style="width:0;height:1.5pt" o:hralign="center" o:hrstd="t" o:hr="t"/>
+          <v:rect id="_x0000_i1035" style="width:0;height:1.5pt" o:hralign="center" o:hrstd="t" o:hr="t"/>
         </w:pict>
       </w:r>
     </w:p>
@@ -1546,7 +1528,6 @@
         </w:numPr>
       </w:pPr>
       <w:r>
-        <w:lastRenderedPageBreak/>
         <w:t>Visible to all roles</w:t>
       </w:r>
     </w:p>
@@ -1565,7 +1546,7 @@
     <w:p>
       <w:r>
         <w:pict w14:anchorId="7A10C9A6">
-          <v:rect id="_x0000_i1196" style="width:0;height:1.5pt" o:hralign="center" o:hrstd="t" o:hr="t"/>
+          <v:rect id="_x0000_i1036" style="width:0;height:1.5pt" o:hralign="center" o:hrstd="t" o:hr="t"/>
         </w:pict>
       </w:r>
     </w:p>
@@ -1600,6 +1581,7 @@
         </w:numPr>
       </w:pPr>
       <w:r>
+        <w:lastRenderedPageBreak/>
         <w:t>Oral presentation times and rooms</w:t>
       </w:r>
     </w:p>
@@ -1642,7 +1624,7 @@
     <w:p>
       <w:r>
         <w:pict w14:anchorId="7114CEBA">
-          <v:rect id="_x0000_i1197" style="width:0;height:1.5pt" o:hralign="center" o:hrstd="t" o:hr="t"/>
+          <v:rect id="_x0000_i1037" style="width:0;height:1.5pt" o:hralign="center" o:hrstd="t" o:hr="t"/>
         </w:pict>
       </w:r>
     </w:p>
@@ -1727,7 +1709,7 @@
     <w:p>
       <w:r>
         <w:pict w14:anchorId="464BA54A">
-          <v:rect id="_x0000_i1198" style="width:0;height:1.5pt" o:hralign="center" o:hrstd="t" o:hr="t"/>
+          <v:rect id="_x0000_i1038" style="width:0;height:1.5pt" o:hralign="center" o:hrstd="t" o:hr="t"/>
         </w:pict>
       </w:r>
     </w:p>
@@ -1792,7 +1774,7 @@
     <w:p>
       <w:r>
         <w:pict w14:anchorId="5F10DB20">
-          <v:rect id="_x0000_i1199" style="width:0;height:1.5pt" o:hralign="center" o:hrstd="t" o:hr="t"/>
+          <v:rect id="_x0000_i1039" style="width:0;height:1.5pt" o:hralign="center" o:hrstd="t" o:hr="t"/>
         </w:pict>
       </w:r>
     </w:p>
@@ -1838,7 +1820,6 @@
           <w:b/>
           <w:bCs/>
         </w:rPr>
-        <w:lastRenderedPageBreak/>
         <w:t>Features:</w:t>
       </w:r>
       <w:r>
@@ -1856,7 +1837,7 @@
     <w:p>
       <w:r>
         <w:pict w14:anchorId="24B35343">
-          <v:rect id="_x0000_i1200" style="width:0;height:1.5pt" o:hralign="center" o:hrstd="t" o:hr="t"/>
+          <v:rect id="_x0000_i1040" style="width:0;height:1.5pt" o:hralign="center" o:hrstd="t" o:hr="t"/>
         </w:pict>
       </w:r>
     </w:p>
@@ -1867,6 +1848,7 @@
       <w:bookmarkStart w:id="18" w:name="green-pipette-scoring-new-award"/>
       <w:bookmarkEnd w:id="17"/>
       <w:r>
+        <w:lastRenderedPageBreak/>
         <w:t>2.8 Green Pipette Scoring (New Award)</w:t>
       </w:r>
     </w:p>
@@ -1929,7 +1911,7 @@
     <w:p>
       <w:r>
         <w:pict w14:anchorId="0E8DF5C1">
-          <v:rect id="_x0000_i1208" style="width:0;height:1.5pt" o:hralign="center" o:bullet="t" o:hrstd="t" o:hr="t"/>
+          <v:rect id="_x0000_i1041" style="width:0;height:1.5pt" o:hralign="center" o:bullet="t" o:hrstd="t" o:hr="t"/>
         </w:pict>
       </w:r>
     </w:p>
@@ -2057,7 +2039,6 @@
         </w:numPr>
       </w:pPr>
       <w:r>
-        <w:lastRenderedPageBreak/>
         <w:t>Export results to CSV/PDF</w:t>
       </w:r>
     </w:p>
@@ -2076,7 +2057,7 @@
     <w:p>
       <w:r>
         <w:pict w14:anchorId="77199A5E">
-          <v:rect id="_x0000_i1201" style="width:0;height:1.5pt" o:hralign="center" o:hrstd="t" o:hr="t"/>
+          <v:rect id="_x0000_i1042" style="width:0;height:1.5pt" o:hralign="center" o:hrstd="t" o:hr="t"/>
         </w:pict>
       </w:r>
     </w:p>
@@ -2123,13 +2104,14 @@
         </w:numPr>
       </w:pPr>
       <w:r>
+        <w:lastRenderedPageBreak/>
         <w:t>Backup/restore functionality</w:t>
       </w:r>
     </w:p>
     <w:p>
       <w:r>
         <w:pict w14:anchorId="2C43FD43">
-          <v:rect id="_x0000_i1202" style="width:0;height:1.5pt" o:hralign="center" o:hrstd="t" o:hr="t"/>
+          <v:rect id="_x0000_i1043" style="width:0;height:1.5pt" o:hralign="center" o:hrstd="t" o:hr="t"/>
         </w:pict>
       </w:r>
     </w:p>
@@ -2418,7 +2400,6 @@
         </w:numPr>
       </w:pPr>
       <w:r>
-        <w:lastRenderedPageBreak/>
         <w:t>FR-19: Admin directly assigns judges to presenters</w:t>
       </w:r>
     </w:p>
@@ -2489,6 +2470,7 @@
         </w:numPr>
       </w:pPr>
       <w:r>
+        <w:lastRenderedPageBreak/>
         <w:t>FR-24: Admin/director dashboard shows real-time check-in status</w:t>
       </w:r>
     </w:p>
@@ -2625,7 +2607,7 @@
     <w:p>
       <w:r>
         <w:pict w14:anchorId="4757C995">
-          <v:rect id="_x0000_i1203" style="width:0;height:1.5pt" o:hralign="center" o:hrstd="t" o:hr="t"/>
+          <v:rect id="_x0000_i1044" style="width:0;height:1.5pt" o:hralign="center" o:hrstd="t" o:hr="t"/>
         </w:pict>
       </w:r>
     </w:p>
@@ -2751,7 +2733,7 @@
     <w:p>
       <w:r>
         <w:pict w14:anchorId="0DDD3598">
-          <v:rect id="_x0000_i1204" style="width:0;height:1.5pt" o:hralign="center" o:hrstd="t" o:hr="t"/>
+          <v:rect id="_x0000_i1045" style="width:0;height:1.5pt" o:hralign="center" o:hrstd="t" o:hr="t"/>
         </w:pict>
       </w:r>
     </w:p>
@@ -2762,7 +2744,6 @@
       <w:bookmarkStart w:id="31" w:name="design-considerations"/>
       <w:bookmarkEnd w:id="30"/>
       <w:r>
-        <w:lastRenderedPageBreak/>
         <w:t>Design Considerations</w:t>
       </w:r>
     </w:p>
@@ -2855,6 +2836,7 @@
           <w:b/>
           <w:bCs/>
         </w:rPr>
+        <w:lastRenderedPageBreak/>
         <w:t>Navigation:</w:t>
       </w:r>
       <w:r>
@@ -2864,7 +2846,7 @@
     <w:p>
       <w:r>
         <w:pict w14:anchorId="7A5DC13C">
-          <v:rect id="_x0000_i1205" style="width:0;height:1.5pt" o:hralign="center" o:hrstd="t" o:hr="t"/>
+          <v:rect id="_x0000_i1046" style="width:0;height:1.5pt" o:hralign="center" o:hrstd="t" o:hr="t"/>
         </w:pict>
       </w:r>
     </w:p>
@@ -3280,7 +3262,7 @@
     <w:p>
       <w:r>
         <w:pict w14:anchorId="79CB23C3">
-          <v:rect id="_x0000_i1206" style="width:0;height:1.5pt" o:hralign="center" o:hrstd="t" o:hr="t"/>
+          <v:rect id="_x0000_i1047" style="width:0;height:1.5pt" o:hralign="center" o:hrstd="t" o:hr="t"/>
         </w:pict>
       </w:r>
     </w:p>
@@ -3291,8 +3273,80 @@
       <w:bookmarkStart w:id="33" w:name="success-metrics"/>
       <w:bookmarkEnd w:id="32"/>
       <w:r>
+        <w:t>Success Metrics</w:t>
+      </w:r>
+    </w:p>
+    <w:p>
+      <w:pPr>
+        <w:pStyle w:val="Compact"/>
+        <w:numPr>
+          <w:ilvl w:val="0"/>
+          <w:numId w:val="23"/>
+        </w:numPr>
+      </w:pPr>
+      <w:r>
+        <w:t>All abstract submissions collected through the app (zero paper/external forms)</w:t>
+      </w:r>
+    </w:p>
+    <w:p>
+      <w:pPr>
+        <w:pStyle w:val="Compact"/>
+        <w:numPr>
+          <w:ilvl w:val="0"/>
+          <w:numId w:val="23"/>
+        </w:numPr>
+      </w:pPr>
+      <w:r>
+        <w:t>All judge volunteering and conflict declarations handled in-app</w:t>
+      </w:r>
+    </w:p>
+    <w:p>
+      <w:pPr>
+        <w:pStyle w:val="Compact"/>
+        <w:numPr>
+          <w:ilvl w:val="0"/>
+          <w:numId w:val="23"/>
+        </w:numPr>
+      </w:pPr>
+      <w:r>
+        <w:t>Admin can complete oral/poster assignments and judge assignments without spreadsheets</w:t>
+      </w:r>
+    </w:p>
+    <w:p>
+      <w:pPr>
+        <w:pStyle w:val="Compact"/>
+        <w:numPr>
+          <w:ilvl w:val="0"/>
+          <w:numId w:val="23"/>
+        </w:numPr>
+      </w:pPr>
+      <w:r>
+        <w:t>100% of scoring happens through the app on event day (same as v1)</w:t>
+      </w:r>
+    </w:p>
+    <w:p>
+      <w:pPr>
+        <w:pStyle w:val="Compact"/>
+        <w:numPr>
+          <w:ilvl w:val="0"/>
+          <w:numId w:val="23"/>
+        </w:numPr>
+      </w:pPr>
+      <w:r>
+        <w:t>Check-in tracked in real-time with zero manual roster-checking</w:t>
+      </w:r>
+    </w:p>
+    <w:p>
+      <w:pPr>
+        <w:pStyle w:val="Compact"/>
+        <w:numPr>
+          <w:ilvl w:val="0"/>
+          <w:numId w:val="23"/>
+        </w:numPr>
+      </w:pPr>
+      <w:r>
         <w:lastRenderedPageBreak/>
-        <w:t>Success Metrics</w:t>
+        <w:t>Photo gallery and gamification drive measurably more engagement than prior years</w:t>
       </w:r>
     </w:p>
     <w:p>
@@ -3304,85 +3358,13 @@
         </w:numPr>
       </w:pPr>
       <w:r>
-        <w:t>All abstract submissions collected through the app (zero paper/external forms)</w:t>
-      </w:r>
-    </w:p>
-    <w:p>
-      <w:pPr>
-        <w:pStyle w:val="Compact"/>
-        <w:numPr>
-          <w:ilvl w:val="0"/>
-          <w:numId w:val="23"/>
-        </w:numPr>
-      </w:pPr>
-      <w:r>
-        <w:t>All judge volunteering and conflict declarations handled in-app</w:t>
-      </w:r>
-    </w:p>
-    <w:p>
-      <w:pPr>
-        <w:pStyle w:val="Compact"/>
-        <w:numPr>
-          <w:ilvl w:val="0"/>
-          <w:numId w:val="23"/>
-        </w:numPr>
-      </w:pPr>
-      <w:r>
-        <w:t>Admin can complete oral/poster assignments and judge assignments without spreadsheets</w:t>
-      </w:r>
-    </w:p>
-    <w:p>
-      <w:pPr>
-        <w:pStyle w:val="Compact"/>
-        <w:numPr>
-          <w:ilvl w:val="0"/>
-          <w:numId w:val="23"/>
-        </w:numPr>
-      </w:pPr>
-      <w:r>
-        <w:t>100% of scoring happens through the app on event day (same as v1)</w:t>
-      </w:r>
-    </w:p>
-    <w:p>
-      <w:pPr>
-        <w:pStyle w:val="Compact"/>
-        <w:numPr>
-          <w:ilvl w:val="0"/>
-          <w:numId w:val="23"/>
-        </w:numPr>
-      </w:pPr>
-      <w:r>
-        <w:t>Check-in tracked in real-time with zero manual roster-checking</w:t>
-      </w:r>
-    </w:p>
-    <w:p>
-      <w:pPr>
-        <w:pStyle w:val="Compact"/>
-        <w:numPr>
-          <w:ilvl w:val="0"/>
-          <w:numId w:val="23"/>
-        </w:numPr>
-      </w:pPr>
-      <w:r>
-        <w:t>Photo gallery and gamification drive measurably more engagement than prior years</w:t>
-      </w:r>
-    </w:p>
-    <w:p>
-      <w:pPr>
-        <w:pStyle w:val="Compact"/>
-        <w:numPr>
-          <w:ilvl w:val="0"/>
-          <w:numId w:val="23"/>
-        </w:numPr>
-      </w:pPr>
-      <w:r>
         <w:t>Green Pipette participation rate significantly higher than the MS Form approach</w:t>
       </w:r>
     </w:p>
     <w:p>
       <w:r>
         <w:pict w14:anchorId="0127F18B">
-          <v:rect id="_x0000_i1207" style="width:0;height:1.5pt" o:hralign="center" o:hrstd="t" o:hr="t"/>
+          <v:rect id="_x0000_i1048" style="width:0;height:1.5pt" o:hralign="center" o:hrstd="t" o:hr="t"/>
         </w:pict>
       </w:r>
     </w:p>
@@ -4405,6 +4387,7 @@
   <w:style w:type="character" w:default="1" w:styleId="DefaultParagraphFont">
     <w:name w:val="Default Paragraph Font"/>
     <w:uiPriority w:val="1"/>
+    <w:semiHidden/>
     <w:unhideWhenUsed/>
   </w:style>
   <w:style w:type="table" w:default="1" w:styleId="TableNormal">
